--- a/LeetCode Guide.DOCX
+++ b/LeetCode Guide.DOCX
@@ -11,76 +11,35 @@
         </w:numPr>
         <w:rPr>
           <w:rFonts w:ascii="Helvetica" w:hAnsi="Helvetica"/>
-          <w:sz w:val="36"/>
-          <w:szCs w:val="36"/>
-        </w:rPr>
-      </w:pPr>
-      <w:r>
-        <w:rPr>
-          <w:rFonts w:ascii="Helvetica" w:hAnsi="Helvetica"/>
-          <w:sz w:val="36"/>
-          <w:szCs w:val="36"/>
+          <w:sz w:val="34"/>
+          <w:szCs w:val="34"/>
+        </w:rPr>
+      </w:pPr>
+      <w:r>
+        <w:rPr>
+          <w:rFonts w:ascii="Helvetica" w:hAnsi="Helvetica"/>
+          <w:sz w:val="34"/>
+          <w:szCs w:val="34"/>
         </w:rPr>
         <w:t xml:space="preserve">Learn the </w:t>
       </w:r>
       <w:r>
         <w:rPr>
           <w:rFonts w:ascii="Helvetica" w:hAnsi="Helvetica"/>
-          <w:sz w:val="32"/>
-          <w:szCs w:val="32"/>
+          <w:sz w:val="30"/>
+          <w:szCs w:val="30"/>
         </w:rPr>
         <w:t xml:space="preserve">Data Structures and Algorithms </w:t>
       </w:r>
       <w:r>
         <w:rPr>
           <w:rFonts w:ascii="Helvetica" w:hAnsi="Helvetica"/>
-          <w:sz w:val="36"/>
-          <w:szCs w:val="36"/>
+          <w:sz w:val="34"/>
+          <w:szCs w:val="34"/>
         </w:rPr>
         <w:t xml:space="preserve">from the </w:t>
       </w:r>
       <w:hyperlink r:id="rId5" w:history="1">
-        <w:r>
-          <w:rPr>
-            <w:rStyle w:val="Hyperlink"/>
-            <w:rFonts w:ascii="Helvetica" w:hAnsi="Helvetica"/>
-            <w:sz w:val="32"/>
-            <w:szCs w:val="32"/>
-          </w:rPr>
-          <w:t>course</w:t>
-        </w:r>
-      </w:hyperlink>
-      <w:r>
-        <w:rPr>
-          <w:rFonts w:ascii="Helvetica" w:hAnsi="Helvetica"/>
-          <w:sz w:val="32"/>
-          <w:szCs w:val="32"/>
-        </w:rPr>
-        <w:t>.</w:t>
-      </w:r>
-    </w:p>
-    <w:p>
-      <w:pPr>
-        <w:pStyle w:val="ListParagraph"/>
-        <w:numPr>
-          <w:ilvl w:val="0"/>
-          <w:numId w:val="3"/>
-        </w:numPr>
-        <w:rPr>
-          <w:rFonts w:ascii="Helvetica" w:hAnsi="Helvetica"/>
-          <w:sz w:val="34"/>
-          <w:szCs w:val="34"/>
-        </w:rPr>
-      </w:pPr>
-      <w:r>
-        <w:rPr>
-          <w:rFonts w:ascii="Helvetica" w:hAnsi="Helvetica"/>
-          <w:sz w:val="36"/>
-          <w:szCs w:val="36"/>
-        </w:rPr>
-        <w:t xml:space="preserve">Head to </w:t>
-      </w:r>
-      <w:hyperlink r:id="rId6" w:history="1">
         <w:r>
           <w:rPr>
             <w:rStyle w:val="Hyperlink"/>
@@ -88,7 +47,7 @@
             <w:sz w:val="30"/>
             <w:szCs w:val="30"/>
           </w:rPr>
-          <w:t>NEETCODE</w:t>
+          <w:t>course</w:t>
         </w:r>
       </w:hyperlink>
       <w:r>
@@ -96,22 +55,6 @@
           <w:rFonts w:ascii="Helvetica" w:hAnsi="Helvetica"/>
           <w:sz w:val="30"/>
           <w:szCs w:val="30"/>
-        </w:rPr>
-        <w:t xml:space="preserve"> </w:t>
-      </w:r>
-      <w:r>
-        <w:rPr>
-          <w:rFonts w:ascii="Helvetica" w:hAnsi="Helvetica"/>
-          <w:sz w:val="36"/>
-          <w:szCs w:val="36"/>
-        </w:rPr>
-        <w:t>and solve problems section-by-section, in order</w:t>
-      </w:r>
-      <w:r>
-        <w:rPr>
-          <w:rFonts w:ascii="Helvetica" w:hAnsi="Helvetica"/>
-          <w:sz w:val="32"/>
-          <w:szCs w:val="32"/>
         </w:rPr>
         <w:t>.</w:t>
       </w:r>
@@ -125,163 +68,19 @@
         </w:numPr>
         <w:rPr>
           <w:rFonts w:ascii="Helvetica" w:hAnsi="Helvetica"/>
-          <w:sz w:val="36"/>
-          <w:szCs w:val="36"/>
-        </w:rPr>
-      </w:pPr>
-      <w:r>
-        <w:rPr>
-          <w:rFonts w:ascii="Helvetica" w:hAnsi="Helvetica"/>
-          <w:sz w:val="36"/>
-          <w:szCs w:val="36"/>
-        </w:rPr>
-        <w:t>Before beginning a section</w:t>
-      </w:r>
-      <w:r>
-        <w:rPr>
-          <w:rFonts w:ascii="Helvetica" w:hAnsi="Helvetica"/>
-          <w:sz w:val="36"/>
-          <w:szCs w:val="36"/>
-        </w:rPr>
-        <w:t xml:space="preserve"> </w:t>
-      </w:r>
-      <w:r>
-        <w:rPr>
-          <w:rFonts w:ascii="Helvetica" w:hAnsi="Helvetica"/>
-          <w:sz w:val="34"/>
-          <w:szCs w:val="34"/>
-        </w:rPr>
-        <w:t>or even a problem</w:t>
-      </w:r>
-      <w:r>
-        <w:rPr>
-          <w:rFonts w:ascii="Helvetica" w:hAnsi="Helvetica"/>
-          <w:sz w:val="36"/>
-          <w:szCs w:val="36"/>
-        </w:rPr>
-        <w:t xml:space="preserve">, </w:t>
-      </w:r>
-      <w:r>
-        <w:rPr>
-          <w:rFonts w:ascii="Helvetica" w:hAnsi="Helvetica"/>
-          <w:sz w:val="36"/>
-          <w:szCs w:val="36"/>
-        </w:rPr>
-        <w:t xml:space="preserve">learn </w:t>
-      </w:r>
-      <w:r>
-        <w:rPr>
-          <w:rFonts w:ascii="Helvetica" w:hAnsi="Helvetica"/>
-          <w:sz w:val="36"/>
-          <w:szCs w:val="36"/>
-        </w:rPr>
-        <w:t xml:space="preserve">the </w:t>
-      </w:r>
-      <w:r>
-        <w:rPr>
-          <w:rFonts w:ascii="Helvetica" w:hAnsi="Helvetica"/>
           <w:sz w:val="32"/>
           <w:szCs w:val="32"/>
         </w:rPr>
-        <w:t xml:space="preserve">algorithms/data structures </w:t>
-      </w:r>
-      <w:r>
-        <w:rPr>
-          <w:rFonts w:ascii="Helvetica" w:hAnsi="Helvetica"/>
-          <w:sz w:val="30"/>
-          <w:szCs w:val="30"/>
-        </w:rPr>
-        <w:t xml:space="preserve">and techniques </w:t>
-      </w:r>
-      <w:r>
-        <w:rPr>
-          <w:rFonts w:ascii="Helvetica" w:hAnsi="Helvetica"/>
-          <w:sz w:val="36"/>
-          <w:szCs w:val="36"/>
-        </w:rPr>
-        <w:t>involved</w:t>
-      </w:r>
-      <w:r>
-        <w:rPr>
-          <w:rFonts w:ascii="Helvetica" w:hAnsi="Helvetica"/>
-          <w:sz w:val="32"/>
-          <w:szCs w:val="32"/>
-        </w:rPr>
-        <w:t>.</w:t>
-      </w:r>
-    </w:p>
-    <w:p>
-      <w:pPr>
-        <w:pStyle w:val="ListParagraph"/>
-        <w:numPr>
-          <w:ilvl w:val="0"/>
-          <w:numId w:val="3"/>
-        </w:numPr>
-        <w:rPr>
-          <w:rFonts w:ascii="Helvetica" w:hAnsi="Helvetica"/>
-          <w:sz w:val="36"/>
-          <w:szCs w:val="36"/>
-        </w:rPr>
-      </w:pPr>
-      <w:r>
-        <w:rPr>
-          <w:rFonts w:ascii="Helvetica" w:hAnsi="Helvetica"/>
-          <w:sz w:val="36"/>
-          <w:szCs w:val="36"/>
-        </w:rPr>
-        <w:t xml:space="preserve">Start solving a problem, following the </w:t>
-      </w:r>
-      <w:hyperlink r:id="rId7" w:history="1">
-        <w:r>
-          <w:rPr>
-            <w:rStyle w:val="Hyperlink"/>
-            <w:rFonts w:ascii="Helvetica" w:hAnsi="Helvetica"/>
-            <w:sz w:val="32"/>
-            <w:szCs w:val="32"/>
-          </w:rPr>
-          <w:t>problem-solving guide</w:t>
-        </w:r>
-      </w:hyperlink>
-      <w:r>
-        <w:rPr>
-          <w:rFonts w:ascii="Helvetica" w:hAnsi="Helvetica"/>
-          <w:sz w:val="32"/>
-          <w:szCs w:val="32"/>
-        </w:rPr>
-        <w:t>.</w:t>
-      </w:r>
-    </w:p>
-    <w:p>
-      <w:pPr>
-        <w:pStyle w:val="ListParagraph"/>
-        <w:numPr>
-          <w:ilvl w:val="0"/>
-          <w:numId w:val="3"/>
-        </w:numPr>
-        <w:rPr>
-          <w:rFonts w:ascii="Helvetica" w:hAnsi="Helvetica"/>
-          <w:sz w:val="36"/>
-          <w:szCs w:val="36"/>
-        </w:rPr>
-      </w:pPr>
-      <w:r>
-        <w:rPr>
-          <w:rFonts w:ascii="Helvetica" w:hAnsi="Helvetica"/>
-          <w:sz w:val="36"/>
-          <w:szCs w:val="36"/>
-        </w:rPr>
-        <w:t xml:space="preserve">If you solve it, read and understand the </w:t>
-      </w:r>
-      <w:hyperlink r:id="rId8" w:history="1">
-        <w:r>
-          <w:rPr>
-            <w:rStyle w:val="Hyperlink"/>
-            <w:rFonts w:ascii="Helvetica" w:hAnsi="Helvetica"/>
-            <w:sz w:val="34"/>
-            <w:szCs w:val="34"/>
-          </w:rPr>
-          <w:t xml:space="preserve">solution by </w:t>
-        </w:r>
+      </w:pPr>
+      <w:r>
+        <w:rPr>
+          <w:rFonts w:ascii="Helvetica" w:hAnsi="Helvetica"/>
+          <w:sz w:val="34"/>
+          <w:szCs w:val="34"/>
+        </w:rPr>
+        <w:t xml:space="preserve">Head to </w:t>
+      </w:r>
+      <w:hyperlink r:id="rId6" w:history="1">
         <w:r>
           <w:rPr>
             <w:rStyle w:val="Hyperlink"/>
@@ -295,9 +94,119 @@
       <w:r>
         <w:rPr>
           <w:rFonts w:ascii="Helvetica" w:hAnsi="Helvetica"/>
+          <w:sz w:val="28"/>
+          <w:szCs w:val="28"/>
+        </w:rPr>
+        <w:t xml:space="preserve"> </w:t>
+      </w:r>
+      <w:r>
+        <w:rPr>
+          <w:rFonts w:ascii="Helvetica" w:hAnsi="Helvetica"/>
+          <w:sz w:val="34"/>
+          <w:szCs w:val="34"/>
+        </w:rPr>
+        <w:t>and solve problems section-by-section, in order</w:t>
+      </w:r>
+      <w:r>
+        <w:rPr>
+          <w:rFonts w:ascii="Helvetica" w:hAnsi="Helvetica"/>
+          <w:sz w:val="30"/>
+          <w:szCs w:val="30"/>
+        </w:rPr>
+        <w:t>.</w:t>
+      </w:r>
+    </w:p>
+    <w:p>
+      <w:pPr>
+        <w:pStyle w:val="ListParagraph"/>
+        <w:numPr>
+          <w:ilvl w:val="0"/>
+          <w:numId w:val="3"/>
+        </w:numPr>
+        <w:rPr>
+          <w:rFonts w:ascii="Helvetica" w:hAnsi="Helvetica"/>
+          <w:sz w:val="34"/>
+          <w:szCs w:val="34"/>
+        </w:rPr>
+      </w:pPr>
+      <w:r>
+        <w:rPr>
+          <w:rFonts w:ascii="Helvetica" w:hAnsi="Helvetica"/>
+          <w:sz w:val="34"/>
+          <w:szCs w:val="34"/>
+        </w:rPr>
+        <w:t>Before beginning a section</w:t>
+      </w:r>
+      <w:r>
+        <w:rPr>
+          <w:rFonts w:ascii="Helvetica" w:hAnsi="Helvetica"/>
+          <w:sz w:val="34"/>
+          <w:szCs w:val="34"/>
+        </w:rPr>
+        <w:t xml:space="preserve"> </w:t>
+      </w:r>
+      <w:r>
+        <w:rPr>
+          <w:rFonts w:ascii="Helvetica" w:hAnsi="Helvetica"/>
           <w:sz w:val="32"/>
           <w:szCs w:val="32"/>
         </w:rPr>
+        <w:t>or even a problem</w:t>
+      </w:r>
+      <w:r>
+        <w:rPr>
+          <w:rFonts w:ascii="Helvetica" w:hAnsi="Helvetica"/>
+          <w:sz w:val="34"/>
+          <w:szCs w:val="34"/>
+        </w:rPr>
+        <w:t xml:space="preserve">, </w:t>
+      </w:r>
+      <w:r>
+        <w:rPr>
+          <w:rFonts w:ascii="Helvetica" w:hAnsi="Helvetica"/>
+          <w:sz w:val="34"/>
+          <w:szCs w:val="34"/>
+        </w:rPr>
+        <w:t xml:space="preserve">learn </w:t>
+      </w:r>
+      <w:r>
+        <w:rPr>
+          <w:rFonts w:ascii="Helvetica" w:hAnsi="Helvetica"/>
+          <w:sz w:val="34"/>
+          <w:szCs w:val="34"/>
+        </w:rPr>
+        <w:t xml:space="preserve">the </w:t>
+      </w:r>
+      <w:r>
+        <w:rPr>
+          <w:rFonts w:ascii="Helvetica" w:hAnsi="Helvetica"/>
+          <w:sz w:val="30"/>
+          <w:szCs w:val="30"/>
+        </w:rPr>
+        <w:t xml:space="preserve">algorithms/data structures </w:t>
+      </w:r>
+      <w:r>
+        <w:rPr>
+          <w:rFonts w:ascii="Helvetica" w:hAnsi="Helvetica"/>
+          <w:sz w:val="28"/>
+          <w:szCs w:val="28"/>
+        </w:rPr>
+        <w:t xml:space="preserve">and techniques </w:t>
+      </w:r>
+      <w:r>
+        <w:rPr>
+          <w:rFonts w:ascii="Helvetica" w:hAnsi="Helvetica"/>
+          <w:sz w:val="34"/>
+          <w:szCs w:val="34"/>
+        </w:rPr>
+        <w:t>involved</w:t>
+      </w:r>
+      <w:r>
+        <w:rPr>
+          <w:rFonts w:ascii="Helvetica" w:hAnsi="Helvetica"/>
+          <w:sz w:val="30"/>
+          <w:szCs w:val="30"/>
+        </w:rPr>
         <w:t>.</w:t>
       </w:r>
     </w:p>
@@ -305,24 +214,65 @@
       <w:pPr>
         <w:pStyle w:val="ListParagraph"/>
         <w:numPr>
-          <w:ilvl w:val="1"/>
+          <w:ilvl w:val="0"/>
           <w:numId w:val="3"/>
         </w:numPr>
         <w:rPr>
           <w:rFonts w:ascii="Helvetica" w:hAnsi="Helvetica"/>
-          <w:sz w:val="36"/>
-          <w:szCs w:val="36"/>
-        </w:rPr>
-      </w:pPr>
-      <w:r>
-        <w:rPr>
-          <w:rFonts w:ascii="Helvetica" w:hAnsi="Helvetica"/>
-          <w:sz w:val="36"/>
-          <w:szCs w:val="36"/>
-        </w:rPr>
-        <w:t xml:space="preserve">If you cannot understand it, follow the </w:t>
-      </w:r>
-      <w:hyperlink r:id="rId9" w:history="1">
+          <w:sz w:val="34"/>
+          <w:szCs w:val="34"/>
+        </w:rPr>
+      </w:pPr>
+      <w:r>
+        <w:rPr>
+          <w:rFonts w:ascii="Helvetica" w:hAnsi="Helvetica"/>
+          <w:sz w:val="34"/>
+          <w:szCs w:val="34"/>
+        </w:rPr>
+        <w:t xml:space="preserve">Start solving a problem, following the </w:t>
+      </w:r>
+      <w:hyperlink r:id="rId7" w:history="1">
+        <w:r>
+          <w:rPr>
+            <w:rStyle w:val="Hyperlink"/>
+            <w:rFonts w:ascii="Helvetica" w:hAnsi="Helvetica"/>
+            <w:sz w:val="30"/>
+            <w:szCs w:val="30"/>
+          </w:rPr>
+          <w:t>problem-solving guide</w:t>
+        </w:r>
+      </w:hyperlink>
+      <w:r>
+        <w:rPr>
+          <w:rFonts w:ascii="Helvetica" w:hAnsi="Helvetica"/>
+          <w:sz w:val="30"/>
+          <w:szCs w:val="30"/>
+        </w:rPr>
+        <w:t>.</w:t>
+      </w:r>
+    </w:p>
+    <w:p>
+      <w:pPr>
+        <w:pStyle w:val="ListParagraph"/>
+        <w:numPr>
+          <w:ilvl w:val="0"/>
+          <w:numId w:val="3"/>
+        </w:numPr>
+        <w:rPr>
+          <w:rFonts w:ascii="Helvetica" w:hAnsi="Helvetica"/>
+          <w:sz w:val="34"/>
+          <w:szCs w:val="34"/>
+        </w:rPr>
+      </w:pPr>
+      <w:r>
+        <w:rPr>
+          <w:rFonts w:ascii="Helvetica" w:hAnsi="Helvetica"/>
+          <w:sz w:val="34"/>
+          <w:szCs w:val="34"/>
+        </w:rPr>
+        <w:t xml:space="preserve">If you solve it, read and understand the </w:t>
+      </w:r>
+      <w:hyperlink r:id="rId8" w:history="1">
         <w:r>
           <w:rPr>
             <w:rStyle w:val="Hyperlink"/>
@@ -330,24 +280,25 @@
             <w:sz w:val="32"/>
             <w:szCs w:val="32"/>
           </w:rPr>
-          <w:t>code reading guide</w:t>
+          <w:t xml:space="preserve">solution by </w:t>
+        </w:r>
+        <w:r>
+          <w:rPr>
+            <w:rStyle w:val="Hyperlink"/>
+            <w:rFonts w:ascii="Helvetica" w:hAnsi="Helvetica"/>
+            <w:sz w:val="26"/>
+            <w:szCs w:val="26"/>
+          </w:rPr>
+          <w:t>NEETCODE</w:t>
         </w:r>
       </w:hyperlink>
       <w:r>
         <w:rPr>
           <w:rFonts w:ascii="Helvetica" w:hAnsi="Helvetica"/>
-          <w:sz w:val="32"/>
-          <w:szCs w:val="32"/>
+          <w:sz w:val="30"/>
+          <w:szCs w:val="30"/>
         </w:rPr>
         <w:t>.</w:t>
-      </w:r>
-      <w:r>
-        <w:rPr>
-          <w:rFonts w:ascii="Helvetica" w:hAnsi="Helvetica"/>
-          <w:sz w:val="32"/>
-          <w:szCs w:val="32"/>
-        </w:rPr>
-        <w:t xml:space="preserve"> </w:t>
       </w:r>
     </w:p>
     <w:p>
@@ -359,65 +310,19 @@
         </w:numPr>
         <w:rPr>
           <w:rFonts w:ascii="Helvetica" w:hAnsi="Helvetica"/>
-          <w:sz w:val="36"/>
-          <w:szCs w:val="36"/>
-        </w:rPr>
-      </w:pPr>
-      <w:r>
-        <w:rPr>
-          <w:rFonts w:ascii="Helvetica" w:hAnsi="Helvetica"/>
-          <w:sz w:val="36"/>
-          <w:szCs w:val="36"/>
-        </w:rPr>
-        <w:t xml:space="preserve">If there is a specialized </w:t>
-      </w:r>
-      <w:r>
-        <w:rPr>
-          <w:rFonts w:ascii="Helvetica" w:hAnsi="Helvetica"/>
-          <w:sz w:val="32"/>
-          <w:szCs w:val="32"/>
-        </w:rPr>
-        <w:t>algorithm</w:t>
-      </w:r>
-      <w:r>
-        <w:rPr>
-          <w:rFonts w:ascii="Helvetica" w:hAnsi="Helvetica"/>
-          <w:sz w:val="34"/>
-          <w:szCs w:val="34"/>
-        </w:rPr>
-        <w:t xml:space="preserve"> </w:t>
-      </w:r>
-      <w:r>
-        <w:rPr>
-          <w:rFonts w:ascii="Helvetica" w:hAnsi="Helvetica"/>
-          <w:sz w:val="36"/>
-          <w:szCs w:val="36"/>
-        </w:rPr>
-        <w:t>involved, watch videos on the algorithm until you get it.</w:t>
-      </w:r>
-    </w:p>
-    <w:p>
-      <w:pPr>
-        <w:pStyle w:val="ListParagraph"/>
-        <w:numPr>
-          <w:ilvl w:val="1"/>
-          <w:numId w:val="3"/>
-        </w:numPr>
-        <w:rPr>
-          <w:rFonts w:ascii="Helvetica" w:hAnsi="Helvetica"/>
-          <w:sz w:val="36"/>
-          <w:szCs w:val="36"/>
-        </w:rPr>
-      </w:pPr>
-      <w:r>
-        <w:rPr>
-          <w:rFonts w:ascii="Helvetica" w:hAnsi="Helvetica"/>
-          <w:sz w:val="32"/>
-          <w:szCs w:val="32"/>
-        </w:rPr>
-        <w:t xml:space="preserve">Watch </w:t>
-      </w:r>
-      <w:hyperlink r:id="rId10" w:history="1">
+          <w:sz w:val="34"/>
+          <w:szCs w:val="34"/>
+        </w:rPr>
+      </w:pPr>
+      <w:r>
+        <w:rPr>
+          <w:rFonts w:ascii="Helvetica" w:hAnsi="Helvetica"/>
+          <w:sz w:val="34"/>
+          <w:szCs w:val="34"/>
+        </w:rPr>
+        <w:t xml:space="preserve">If you cannot understand it, follow the </w:t>
+      </w:r>
+      <w:hyperlink r:id="rId9" w:history="1">
         <w:r>
           <w:rPr>
             <w:rStyle w:val="Hyperlink"/>
@@ -425,22 +330,117 @@
             <w:sz w:val="30"/>
             <w:szCs w:val="30"/>
           </w:rPr>
+          <w:t>code reading guide</w:t>
+        </w:r>
+      </w:hyperlink>
+      <w:r>
+        <w:rPr>
+          <w:rFonts w:ascii="Helvetica" w:hAnsi="Helvetica"/>
+          <w:sz w:val="30"/>
+          <w:szCs w:val="30"/>
+        </w:rPr>
+        <w:t>.</w:t>
+      </w:r>
+      <w:r>
+        <w:rPr>
+          <w:rFonts w:ascii="Helvetica" w:hAnsi="Helvetica"/>
+          <w:sz w:val="30"/>
+          <w:szCs w:val="30"/>
+        </w:rPr>
+        <w:t xml:space="preserve"> </w:t>
+      </w:r>
+    </w:p>
+    <w:p>
+      <w:pPr>
+        <w:pStyle w:val="ListParagraph"/>
+        <w:numPr>
+          <w:ilvl w:val="1"/>
+          <w:numId w:val="3"/>
+        </w:numPr>
+        <w:rPr>
+          <w:rFonts w:ascii="Helvetica" w:hAnsi="Helvetica"/>
+          <w:sz w:val="34"/>
+          <w:szCs w:val="34"/>
+        </w:rPr>
+      </w:pPr>
+      <w:r>
+        <w:rPr>
+          <w:rFonts w:ascii="Helvetica" w:hAnsi="Helvetica"/>
+          <w:sz w:val="34"/>
+          <w:szCs w:val="34"/>
+        </w:rPr>
+        <w:t xml:space="preserve">If there is a specialized </w:t>
+      </w:r>
+      <w:r>
+        <w:rPr>
+          <w:rFonts w:ascii="Helvetica" w:hAnsi="Helvetica"/>
+          <w:sz w:val="30"/>
+          <w:szCs w:val="30"/>
+        </w:rPr>
+        <w:t>algorithm</w:t>
+      </w:r>
+      <w:r>
+        <w:rPr>
+          <w:rFonts w:ascii="Helvetica" w:hAnsi="Helvetica"/>
+          <w:sz w:val="32"/>
+          <w:szCs w:val="32"/>
+        </w:rPr>
+        <w:t xml:space="preserve"> </w:t>
+      </w:r>
+      <w:r>
+        <w:rPr>
+          <w:rFonts w:ascii="Helvetica" w:hAnsi="Helvetica"/>
+          <w:sz w:val="34"/>
+          <w:szCs w:val="34"/>
+        </w:rPr>
+        <w:t>involved, watch videos on the algorithm until you get it.</w:t>
+      </w:r>
+    </w:p>
+    <w:p>
+      <w:pPr>
+        <w:pStyle w:val="ListParagraph"/>
+        <w:numPr>
+          <w:ilvl w:val="1"/>
+          <w:numId w:val="3"/>
+        </w:numPr>
+        <w:rPr>
+          <w:rFonts w:ascii="Helvetica" w:hAnsi="Helvetica"/>
+          <w:sz w:val="34"/>
+          <w:szCs w:val="34"/>
+        </w:rPr>
+      </w:pPr>
+      <w:r>
+        <w:rPr>
+          <w:rFonts w:ascii="Helvetica" w:hAnsi="Helvetica"/>
+          <w:sz w:val="30"/>
+          <w:szCs w:val="30"/>
+        </w:rPr>
+        <w:t xml:space="preserve">Watch </w:t>
+      </w:r>
+      <w:hyperlink r:id="rId10" w:history="1">
+        <w:r>
+          <w:rPr>
+            <w:rStyle w:val="Hyperlink"/>
+            <w:rFonts w:ascii="Helvetica" w:hAnsi="Helvetica"/>
+            <w:sz w:val="28"/>
+            <w:szCs w:val="28"/>
+          </w:rPr>
           <w:t>NEETCODE’s</w:t>
         </w:r>
       </w:hyperlink>
       <w:r>
         <w:rPr>
           <w:rFonts w:ascii="Helvetica" w:hAnsi="Helvetica"/>
-          <w:sz w:val="30"/>
-          <w:szCs w:val="30"/>
+          <w:sz w:val="28"/>
+          <w:szCs w:val="28"/>
         </w:rPr>
         <w:t xml:space="preserve"> </w:t>
       </w:r>
       <w:r>
         <w:rPr>
           <w:rFonts w:ascii="Helvetica" w:hAnsi="Helvetica"/>
-          <w:sz w:val="36"/>
-          <w:szCs w:val="36"/>
+          <w:sz w:val="34"/>
+          <w:szCs w:val="34"/>
         </w:rPr>
         <w:t>video on the problem.</w:t>
       </w:r>
@@ -454,15 +454,15 @@
         </w:numPr>
         <w:rPr>
           <w:rFonts w:ascii="Helvetica" w:hAnsi="Helvetica"/>
-          <w:sz w:val="36"/>
-          <w:szCs w:val="36"/>
-        </w:rPr>
-      </w:pPr>
-      <w:r>
-        <w:rPr>
-          <w:rFonts w:ascii="Helvetica" w:hAnsi="Helvetica"/>
-          <w:sz w:val="36"/>
-          <w:szCs w:val="36"/>
+          <w:sz w:val="34"/>
+          <w:szCs w:val="34"/>
+        </w:rPr>
+      </w:pPr>
+      <w:r>
+        <w:rPr>
+          <w:rFonts w:ascii="Helvetica" w:hAnsi="Helvetica"/>
+          <w:sz w:val="34"/>
+          <w:szCs w:val="34"/>
         </w:rPr>
         <w:t xml:space="preserve">If you cannot solve it, watch </w:t>
       </w:r>
@@ -471,8 +471,8 @@
           <w:rPr>
             <w:rStyle w:val="Hyperlink"/>
             <w:rFonts w:ascii="Helvetica" w:hAnsi="Helvetica"/>
-            <w:sz w:val="30"/>
-            <w:szCs w:val="30"/>
+            <w:sz w:val="28"/>
+            <w:szCs w:val="28"/>
           </w:rPr>
           <w:t>NEETCODE’s</w:t>
         </w:r>
@@ -480,19 +480,77 @@
       <w:r>
         <w:rPr>
           <w:rFonts w:ascii="Helvetica" w:hAnsi="Helvetica"/>
-          <w:sz w:val="30"/>
-          <w:szCs w:val="30"/>
+          <w:sz w:val="28"/>
+          <w:szCs w:val="28"/>
         </w:rPr>
         <w:t xml:space="preserve"> </w:t>
       </w:r>
       <w:r>
         <w:rPr>
           <w:rFonts w:ascii="Helvetica" w:hAnsi="Helvetica"/>
-          <w:sz w:val="36"/>
-          <w:szCs w:val="36"/>
+          <w:sz w:val="34"/>
+          <w:szCs w:val="34"/>
         </w:rPr>
         <w:t>video on the problem.</w:t>
       </w:r>
+      <w:r>
+        <w:rPr>
+          <w:rFonts w:ascii="Helvetica" w:hAnsi="Helvetica"/>
+          <w:sz w:val="34"/>
+          <w:szCs w:val="34"/>
+        </w:rPr>
+        <w:t xml:space="preserve"> </w:t>
+      </w:r>
+    </w:p>
+    <w:p>
+      <w:pPr>
+        <w:pStyle w:val="ListParagraph"/>
+        <w:numPr>
+          <w:ilvl w:val="1"/>
+          <w:numId w:val="3"/>
+        </w:numPr>
+        <w:rPr>
+          <w:rFonts w:ascii="Helvetica" w:hAnsi="Helvetica"/>
+          <w:sz w:val="34"/>
+          <w:szCs w:val="34"/>
+        </w:rPr>
+      </w:pPr>
+      <w:r>
+        <w:rPr>
+          <w:rFonts w:ascii="Helvetica" w:hAnsi="Helvetica"/>
+          <w:sz w:val="34"/>
+          <w:szCs w:val="34"/>
+        </w:rPr>
+        <w:t xml:space="preserve">If you don’t understand the video </w:t>
+      </w:r>
+      <w:proofErr w:type="spellStart"/>
+      <w:proofErr w:type="gramStart"/>
+      <w:r>
+        <w:rPr>
+          <w:rFonts w:ascii="Helvetica" w:hAnsi="Helvetica"/>
+          <w:sz w:val="34"/>
+          <w:szCs w:val="34"/>
+        </w:rPr>
+        <w:t>solution</w:t>
+      </w:r>
+      <w:r>
+        <w:rPr>
+          <w:rFonts w:ascii="Helvetica" w:hAnsi="Helvetica"/>
+          <w:sz w:val="34"/>
+          <w:szCs w:val="34"/>
+        </w:rPr>
+        <w:t>:</w:t>
+      </w:r>
+      <w:r>
+        <w:rPr>
+          <w:rFonts w:ascii="Helvetica" w:hAnsi="Helvetica"/>
+          <w:sz w:val="28"/>
+          <w:szCs w:val="28"/>
+        </w:rPr>
+        <w:t>TODO</w:t>
+      </w:r>
+      <w:proofErr w:type="spellEnd"/>
+      <w:proofErr w:type="gramEnd"/>
     </w:p>
     <w:p>
       <w:pPr>
@@ -503,15 +561,15 @@
         </w:numPr>
         <w:rPr>
           <w:rFonts w:ascii="Helvetica" w:hAnsi="Helvetica"/>
-          <w:sz w:val="36"/>
-          <w:szCs w:val="36"/>
-        </w:rPr>
-      </w:pPr>
-      <w:r>
-        <w:rPr>
-          <w:rFonts w:ascii="Helvetica" w:hAnsi="Helvetica"/>
-          <w:sz w:val="36"/>
-          <w:szCs w:val="36"/>
+          <w:sz w:val="34"/>
+          <w:szCs w:val="34"/>
+        </w:rPr>
+      </w:pPr>
+      <w:r>
+        <w:rPr>
+          <w:rFonts w:ascii="Helvetica" w:hAnsi="Helvetica"/>
+          <w:sz w:val="34"/>
+          <w:szCs w:val="34"/>
         </w:rPr>
         <w:t>Solve the problem on your own</w:t>
       </w:r>
@@ -525,15 +583,15 @@
         </w:numPr>
         <w:rPr>
           <w:rFonts w:ascii="Helvetica" w:hAnsi="Helvetica"/>
-          <w:sz w:val="36"/>
-          <w:szCs w:val="36"/>
-        </w:rPr>
-      </w:pPr>
-      <w:r>
-        <w:rPr>
-          <w:rFonts w:ascii="Helvetica" w:hAnsi="Helvetica"/>
-          <w:sz w:val="36"/>
-          <w:szCs w:val="36"/>
+          <w:sz w:val="34"/>
+          <w:szCs w:val="34"/>
+        </w:rPr>
+      </w:pPr>
+      <w:r>
+        <w:rPr>
+          <w:rFonts w:ascii="Helvetica" w:hAnsi="Helvetica"/>
+          <w:sz w:val="34"/>
+          <w:szCs w:val="34"/>
         </w:rPr>
         <w:t>You’re done</w:t>
       </w:r>
@@ -547,8 +605,8 @@
               <w:rFonts w:ascii="Segoe UI Emoji" w:eastAsia="Segoe UI Emoji" w:hAnsi="Segoe UI Emoji" w:cs="Segoe UI Emoji"/>
             </mc:Fallback>
           </mc:AlternateContent>
-          <w:sz w:val="36"/>
-          <w:szCs w:val="36"/>
+          <w:sz w:val="34"/>
+          <w:szCs w:val="34"/>
         </w:rPr>
         <mc:AlternateContent>
           <mc:Choice Requires="w16se">
@@ -569,15 +627,15 @@
         </w:numPr>
         <w:rPr>
           <w:rFonts w:ascii="Helvetica" w:hAnsi="Helvetica"/>
-          <w:sz w:val="36"/>
-          <w:szCs w:val="36"/>
-        </w:rPr>
-      </w:pPr>
-      <w:r>
-        <w:rPr>
-          <w:rFonts w:ascii="Helvetica" w:hAnsi="Helvetica"/>
-          <w:sz w:val="36"/>
-          <w:szCs w:val="36"/>
+          <w:sz w:val="34"/>
+          <w:szCs w:val="34"/>
+        </w:rPr>
+      </w:pPr>
+      <w:r>
+        <w:rPr>
+          <w:rFonts w:ascii="Helvetica" w:hAnsi="Helvetica"/>
+          <w:sz w:val="34"/>
+          <w:szCs w:val="34"/>
         </w:rPr>
         <w:t>If you cannot solve it, look at the solution again and write it out without looking.</w:t>
       </w:r>
@@ -591,73 +649,139 @@
         </w:numPr>
         <w:rPr>
           <w:rFonts w:ascii="Helvetica" w:hAnsi="Helvetica"/>
+          <w:sz w:val="34"/>
+          <w:szCs w:val="34"/>
+        </w:rPr>
+      </w:pPr>
+      <w:r>
+        <w:rPr>
+          <w:rFonts w:ascii="Helvetica" w:hAnsi="Helvetica"/>
+          <w:sz w:val="34"/>
+          <w:szCs w:val="34"/>
+        </w:rPr>
+        <w:t xml:space="preserve">If you still cannot solve it, write down </w:t>
+      </w:r>
+      <w:proofErr w:type="gramStart"/>
+      <w:r>
+        <w:rPr>
+          <w:rFonts w:ascii="Helvetica" w:hAnsi="Helvetica"/>
+          <w:sz w:val="34"/>
+          <w:szCs w:val="34"/>
+        </w:rPr>
+        <w:t>main</w:t>
+      </w:r>
+      <w:r>
+        <w:rPr>
+          <w:rFonts w:ascii="Helvetica" w:hAnsi="Helvetica"/>
+          <w:sz w:val="34"/>
+          <w:szCs w:val="34"/>
+        </w:rPr>
+        <w:t>(</w:t>
+      </w:r>
+      <w:proofErr w:type="gramEnd"/>
+      <w:r>
+        <w:rPr>
+          <w:rFonts w:ascii="Helvetica" w:hAnsi="Helvetica"/>
+          <w:sz w:val="20"/>
+          <w:szCs w:val="20"/>
+        </w:rPr>
+        <w:t>not too broad</w:t>
+      </w:r>
+      <w:r>
+        <w:rPr>
+          <w:rFonts w:ascii="Helvetica" w:hAnsi="Helvetica"/>
           <w:sz w:val="36"/>
           <w:szCs w:val="36"/>
         </w:rPr>
-      </w:pPr>
-      <w:r>
-        <w:rPr>
-          <w:rFonts w:ascii="Helvetica" w:hAnsi="Helvetica"/>
-          <w:sz w:val="36"/>
-          <w:szCs w:val="36"/>
-        </w:rPr>
-        <w:t xml:space="preserve">If you still cannot solve it, write down </w:t>
+        <w:t>)</w:t>
+      </w:r>
+      <w:r>
+        <w:rPr>
+          <w:rFonts w:ascii="Helvetica" w:hAnsi="Helvetica"/>
+          <w:sz w:val="34"/>
+          <w:szCs w:val="34"/>
+        </w:rPr>
+        <w:t xml:space="preserve"> steps</w:t>
+      </w:r>
+      <w:r>
+        <w:rPr>
+          <w:rFonts w:ascii="Helvetica" w:hAnsi="Helvetica"/>
+          <w:sz w:val="34"/>
+          <w:szCs w:val="34"/>
+        </w:rPr>
+        <w:t xml:space="preserve"> and write code looking at the steps.</w:t>
+      </w:r>
+    </w:p>
+    <w:p>
+      <w:pPr>
+        <w:pStyle w:val="ListParagraph"/>
+        <w:numPr>
+          <w:ilvl w:val="2"/>
+          <w:numId w:val="3"/>
+        </w:numPr>
+        <w:rPr>
+          <w:rFonts w:ascii="Helvetica" w:hAnsi="Helvetica"/>
+          <w:sz w:val="34"/>
+          <w:szCs w:val="34"/>
+        </w:rPr>
+      </w:pPr>
+      <w:r>
+        <w:rPr>
+          <w:rFonts w:ascii="Helvetica" w:hAnsi="Helvetica"/>
+          <w:sz w:val="34"/>
+          <w:szCs w:val="34"/>
+        </w:rPr>
+        <w:t>If you still cannot solve it, go to sleep, we’ll get ‘</w:t>
+      </w:r>
+      <w:proofErr w:type="spellStart"/>
+      <w:r>
+        <w:rPr>
+          <w:rFonts w:ascii="Helvetica" w:hAnsi="Helvetica"/>
+          <w:sz w:val="34"/>
+          <w:szCs w:val="34"/>
+        </w:rPr>
+        <w:t>em</w:t>
+      </w:r>
+      <w:proofErr w:type="spellEnd"/>
+      <w:r>
+        <w:rPr>
+          <w:rFonts w:ascii="Helvetica" w:hAnsi="Helvetica"/>
+          <w:sz w:val="34"/>
+          <w:szCs w:val="34"/>
+        </w:rPr>
+        <w:t xml:space="preserve"> next time, use caffeine and destroy the problem </w:t>
       </w:r>
       <w:proofErr w:type="gramStart"/>
       <w:r>
         <w:rPr>
           <w:rFonts w:ascii="Helvetica" w:hAnsi="Helvetica"/>
-          <w:sz w:val="36"/>
-          <w:szCs w:val="36"/>
-        </w:rPr>
-        <w:t>main</w:t>
-      </w:r>
-      <w:r>
-        <w:rPr>
-          <w:rFonts w:ascii="Helvetica" w:hAnsi="Helvetica"/>
-          <w:sz w:val="36"/>
-          <w:szCs w:val="36"/>
-        </w:rPr>
-        <w:t>(</w:t>
+          <w:sz w:val="34"/>
+          <w:szCs w:val="34"/>
+        </w:rPr>
+        <w:t>tomorrow(</w:t>
       </w:r>
       <w:proofErr w:type="gramEnd"/>
       <w:r>
         <w:rPr>
           <w:rFonts w:ascii="Helvetica" w:hAnsi="Helvetica"/>
-        </w:rPr>
-        <w:t>not too broad</w:t>
-      </w:r>
-      <w:r>
-        <w:rPr>
-          <w:rFonts w:ascii="Helvetica" w:hAnsi="Helvetica"/>
-          <w:sz w:val="38"/>
-          <w:szCs w:val="38"/>
+          <w:sz w:val="20"/>
+          <w:szCs w:val="20"/>
+        </w:rPr>
+        <w:t>or later today if it’s still early</w:t>
+      </w:r>
+      <w:r>
+        <w:rPr>
+          <w:rFonts w:ascii="Helvetica" w:hAnsi="Helvetica"/>
         </w:rPr>
         <w:t>)</w:t>
       </w:r>
       <w:r>
         <w:rPr>
           <w:rFonts w:ascii="Helvetica" w:hAnsi="Helvetica"/>
-          <w:sz w:val="36"/>
-          <w:szCs w:val="36"/>
-        </w:rPr>
-        <w:t xml:space="preserve"> steps</w:t>
-      </w:r>
-      <w:r>
-        <w:rPr>
-          <w:rFonts w:ascii="Helvetica" w:hAnsi="Helvetica"/>
-          <w:sz w:val="36"/>
-          <w:szCs w:val="36"/>
-        </w:rPr>
-        <w:t xml:space="preserve"> and write code</w:t>
-      </w:r>
-      <w:r>
-        <w:rPr>
-          <w:rFonts w:ascii="Helvetica" w:hAnsi="Helvetica"/>
-          <w:sz w:val="36"/>
-          <w:szCs w:val="36"/>
-        </w:rPr>
-        <w:t xml:space="preserve"> looking at the steps.</w:t>
+          <w:sz w:val="34"/>
+          <w:szCs w:val="34"/>
+        </w:rPr>
+        <w:t xml:space="preserve">. </w:t>
       </w:r>
     </w:p>
     <w:sectPr>
@@ -899,7 +1023,7 @@
         <w:rFonts w:ascii="Courier New" w:hAnsi="Courier New" w:cs="Courier New" w:hint="default"/>
       </w:rPr>
     </w:lvl>
-    <w:lvl w:ilvl="2" w:tplc="04090005" w:tentative="1">
+    <w:lvl w:ilvl="2" w:tplc="04090005">
       <w:start w:val="1"/>
       <w:numFmt w:val="bullet"/>
       <w:lvlText w:val=""/>
@@ -1456,6 +1580,18 @@
       <w:shd w:val="clear" w:color="auto" w:fill="E1DFDD"/>
     </w:rPr>
   </w:style>
+  <w:style w:type="character" w:styleId="FollowedHyperlink">
+    <w:name w:val="FollowedHyperlink"/>
+    <w:basedOn w:val="DefaultParagraphFont"/>
+    <w:uiPriority w:val="99"/>
+    <w:semiHidden/>
+    <w:unhideWhenUsed/>
+    <w:rsid w:val="001E255E"/>
+    <w:rPr>
+      <w:color w:val="954F72" w:themeColor="followedHyperlink"/>
+      <w:u w:val="single"/>
+    </w:rPr>
+  </w:style>
 </w:styles>
 </file>
 
